--- a/templates/115校慶(71周年)運動競賽預賽名單.docx
+++ b/templates/115校慶(71周年)運動競賽預賽名單.docx
@@ -96,120 +96,11 @@
       </w:pPr>
       <w:r>
         <w:rPr>
-          <w:rFonts w:eastAsia="標楷體" w:hint="eastAsia"/>
+          <w:rFonts w:ascii="標楷體" w:hAnsi="標楷體"/>
           <w:color w:val="000000"/>
           <w:sz w:val="32"/>
-          <w:szCs w:val="32"/>
         </w:rPr>
-        <w:t>六</w:t>
-      </w:r>
-      <w:r>
-        <w:rPr>
-          <w:rFonts w:eastAsia="標楷體" w:hint="eastAsia"/>
-          <w:color w:val="000000"/>
-          <w:sz w:val="32"/>
-          <w:szCs w:val="32"/>
-        </w:rPr>
-        <w:t>年級女生組</w:t>
-      </w:r>
-      <w:r>
-        <w:rPr>
-          <w:rFonts w:eastAsia="標楷體" w:hint="eastAsia"/>
-          <w:color w:val="000000"/>
-          <w:sz w:val="32"/>
-          <w:szCs w:val="32"/>
-        </w:rPr>
-        <w:t>100</w:t>
-      </w:r>
-      <w:r>
-        <w:rPr>
-          <w:rFonts w:eastAsia="標楷體" w:hint="eastAsia"/>
-          <w:color w:val="000000"/>
-          <w:sz w:val="32"/>
-          <w:szCs w:val="32"/>
-        </w:rPr>
-        <w:t>公尺預賽名單</w:t>
-      </w:r>
-      <w:r>
-        <w:rPr>
-          <w:rFonts w:eastAsia="標楷體" w:hint="eastAsia"/>
-          <w:color w:val="000000"/>
-          <w:sz w:val="32"/>
-          <w:szCs w:val="32"/>
-        </w:rPr>
-        <w:t xml:space="preserve">  </w:t>
-      </w:r>
-      <w:r>
-        <w:rPr>
-          <w:rFonts w:eastAsia="標楷體" w:hint="eastAsia"/>
-          <w:color w:val="000000"/>
-          <w:sz w:val="32"/>
-          <w:szCs w:val="32"/>
-        </w:rPr>
-        <w:t>日期</w:t>
-      </w:r>
-      <w:r>
-        <w:rPr>
-          <w:rFonts w:eastAsia="標楷體" w:hint="eastAsia"/>
-          <w:color w:val="000000"/>
-          <w:sz w:val="32"/>
-          <w:szCs w:val="32"/>
-        </w:rPr>
-        <w:t xml:space="preserve"> </w:t>
-      </w:r>
-      <w:r>
-        <w:rPr>
-          <w:rFonts w:eastAsia="標楷體" w:hint="eastAsia"/>
-          <w:color w:val="000000"/>
-          <w:sz w:val="32"/>
-          <w:szCs w:val="32"/>
-        </w:rPr>
-        <w:t>11</w:t>
-      </w:r>
-      <w:r>
-        <w:rPr>
-          <w:rFonts w:eastAsia="標楷體" w:hint="eastAsia"/>
-          <w:color w:val="000000"/>
-          <w:sz w:val="32"/>
-          <w:szCs w:val="32"/>
-        </w:rPr>
-        <w:t>5</w:t>
-      </w:r>
-      <w:r>
-        <w:rPr>
-          <w:rFonts w:eastAsia="標楷體" w:hint="eastAsia"/>
-          <w:color w:val="000000"/>
-          <w:sz w:val="32"/>
-          <w:szCs w:val="32"/>
-        </w:rPr>
-        <w:t>.1</w:t>
-      </w:r>
-      <w:r>
-        <w:rPr>
-          <w:rFonts w:eastAsia="標楷體" w:hint="eastAsia"/>
-          <w:color w:val="000000"/>
-          <w:sz w:val="32"/>
-          <w:szCs w:val="32"/>
-        </w:rPr>
-        <w:t>0</w:t>
-      </w:r>
-      <w:r>
-        <w:rPr>
-          <w:rFonts w:eastAsia="標楷體" w:hint="eastAsia"/>
-          <w:color w:val="000000"/>
-          <w:sz w:val="32"/>
-          <w:szCs w:val="32"/>
-        </w:rPr>
-        <w:t>.</w:t>
-      </w:r>
-      <w:r>
-        <w:rPr>
-          <w:rFonts w:eastAsia="標楷體" w:hint="eastAsia"/>
-          <w:color w:val="000000"/>
-          <w:sz w:val="32"/>
-          <w:szCs w:val="32"/>
-        </w:rPr>
-        <w:t>28</w:t>
+        <w:t>六年級女生組100公尺預賽名單  日期  115.10.28</w:t>
       </w:r>
     </w:p>
     <w:tbl>
@@ -2492,93 +2383,11 @@
       </w:pPr>
       <w:r>
         <w:rPr>
-          <w:rFonts w:eastAsia="標楷體" w:hint="eastAsia"/>
+          <w:rFonts w:ascii="標楷體" w:hAnsi="標楷體"/>
           <w:color w:val="000000"/>
           <w:sz w:val="32"/>
-          <w:szCs w:val="32"/>
         </w:rPr>
-        <w:t>六年級男生組</w:t>
-      </w:r>
-      <w:r>
-        <w:rPr>
-          <w:rFonts w:eastAsia="標楷體" w:hint="eastAsia"/>
-          <w:color w:val="000000"/>
-          <w:sz w:val="32"/>
-          <w:szCs w:val="32"/>
-        </w:rPr>
-        <w:t>100</w:t>
-      </w:r>
-      <w:r>
-        <w:rPr>
-          <w:rFonts w:eastAsia="標楷體" w:hint="eastAsia"/>
-          <w:color w:val="000000"/>
-          <w:sz w:val="32"/>
-          <w:szCs w:val="32"/>
-        </w:rPr>
-        <w:t>公尺預賽名單</w:t>
-      </w:r>
-      <w:r>
-        <w:rPr>
-          <w:rFonts w:eastAsia="標楷體" w:hint="eastAsia"/>
-          <w:color w:val="000000"/>
-          <w:sz w:val="32"/>
-          <w:szCs w:val="32"/>
-        </w:rPr>
-        <w:t xml:space="preserve">  </w:t>
-      </w:r>
-      <w:r>
-        <w:rPr>
-          <w:rFonts w:eastAsia="標楷體" w:hint="eastAsia"/>
-          <w:color w:val="000000"/>
-          <w:sz w:val="32"/>
-          <w:szCs w:val="32"/>
-        </w:rPr>
-        <w:t>日期</w:t>
-      </w:r>
-      <w:r>
-        <w:rPr>
-          <w:rFonts w:eastAsia="標楷體" w:hint="eastAsia"/>
-          <w:color w:val="000000"/>
-          <w:sz w:val="32"/>
-          <w:szCs w:val="32"/>
-        </w:rPr>
-        <w:t xml:space="preserve"> </w:t>
-      </w:r>
-      <w:r>
-        <w:rPr>
-          <w:rFonts w:eastAsia="標楷體" w:hint="eastAsia"/>
-          <w:color w:val="000000"/>
-          <w:sz w:val="32"/>
-          <w:szCs w:val="32"/>
-        </w:rPr>
-        <w:t>11</w:t>
-      </w:r>
-      <w:r>
-        <w:rPr>
-          <w:rFonts w:eastAsia="標楷體" w:hint="eastAsia"/>
-          <w:color w:val="000000"/>
-          <w:sz w:val="32"/>
-          <w:szCs w:val="32"/>
-        </w:rPr>
-        <w:t>5</w:t>
-      </w:r>
-      <w:r>
-        <w:rPr>
-          <w:rFonts w:eastAsia="標楷體" w:hint="eastAsia"/>
-          <w:color w:val="000000"/>
-          <w:sz w:val="32"/>
-          <w:szCs w:val="32"/>
-        </w:rPr>
-        <w:t>.1</w:t>
-      </w:r>
-      <w:r>
-        <w:rPr>
-          <w:rFonts w:eastAsia="標楷體" w:hint="eastAsia"/>
-          <w:color w:val="000000"/>
-          <w:sz w:val="32"/>
-          <w:szCs w:val="32"/>
-        </w:rPr>
-        <w:t>0.28</w:t>
+        <w:t>六年級男生組100公尺預賽名單  日期  115.10.28</w:t>
       </w:r>
     </w:p>
     <w:tbl>
@@ -4929,129 +4738,11 @@
       </w:pPr>
       <w:r>
         <w:rPr>
-          <w:rFonts w:eastAsia="標楷體" w:hint="eastAsia"/>
+          <w:rFonts w:ascii="標楷體" w:hAnsi="標楷體"/>
           <w:color w:val="000000"/>
           <w:sz w:val="32"/>
-          <w:szCs w:val="32"/>
         </w:rPr>
-        <w:t>六</w:t>
-      </w:r>
-      <w:r>
-        <w:rPr>
-          <w:rFonts w:eastAsia="標楷體" w:hint="eastAsia"/>
-          <w:color w:val="000000"/>
-          <w:sz w:val="32"/>
-          <w:szCs w:val="32"/>
-        </w:rPr>
-        <w:t>年級女生組</w:t>
-      </w:r>
-      <w:r>
-        <w:rPr>
-          <w:rFonts w:eastAsia="標楷體" w:hint="eastAsia"/>
-          <w:color w:val="000000"/>
-          <w:sz w:val="32"/>
-          <w:szCs w:val="32"/>
-        </w:rPr>
-        <w:t>2</w:t>
-      </w:r>
-      <w:r>
-        <w:rPr>
-          <w:rFonts w:eastAsia="標楷體" w:hint="eastAsia"/>
-          <w:color w:val="000000"/>
-          <w:sz w:val="32"/>
-          <w:szCs w:val="32"/>
-        </w:rPr>
-        <w:t>00</w:t>
-      </w:r>
-      <w:r>
-        <w:rPr>
-          <w:rFonts w:eastAsia="標楷體" w:hint="eastAsia"/>
-          <w:color w:val="000000"/>
-          <w:sz w:val="32"/>
-          <w:szCs w:val="32"/>
-        </w:rPr>
-        <w:t>公尺預賽名單</w:t>
-      </w:r>
-      <w:r>
-        <w:rPr>
-          <w:rFonts w:eastAsia="標楷體" w:hint="eastAsia"/>
-          <w:color w:val="000000"/>
-          <w:sz w:val="32"/>
-          <w:szCs w:val="32"/>
-        </w:rPr>
-        <w:t xml:space="preserve">  </w:t>
-      </w:r>
-      <w:r>
-        <w:rPr>
-          <w:rFonts w:eastAsia="標楷體" w:hint="eastAsia"/>
-          <w:color w:val="000000"/>
-          <w:sz w:val="32"/>
-          <w:szCs w:val="32"/>
-        </w:rPr>
-        <w:t>日期</w:t>
-      </w:r>
-      <w:r>
-        <w:rPr>
-          <w:rFonts w:eastAsia="標楷體" w:hint="eastAsia"/>
-          <w:color w:val="000000"/>
-          <w:sz w:val="32"/>
-          <w:szCs w:val="32"/>
-        </w:rPr>
-        <w:t xml:space="preserve"> </w:t>
-      </w:r>
-      <w:r>
-        <w:rPr>
-          <w:rFonts w:eastAsia="標楷體" w:hint="eastAsia"/>
-          <w:color w:val="000000"/>
-          <w:sz w:val="32"/>
-          <w:szCs w:val="32"/>
-        </w:rPr>
-        <w:t>11</w:t>
-      </w:r>
-      <w:r>
-        <w:rPr>
-          <w:rFonts w:eastAsia="標楷體" w:hint="eastAsia"/>
-          <w:color w:val="000000"/>
-          <w:sz w:val="32"/>
-          <w:szCs w:val="32"/>
-        </w:rPr>
-        <w:t>5</w:t>
-      </w:r>
-      <w:r>
-        <w:rPr>
-          <w:rFonts w:eastAsia="標楷體" w:hint="eastAsia"/>
-          <w:color w:val="000000"/>
-          <w:sz w:val="32"/>
-          <w:szCs w:val="32"/>
-        </w:rPr>
-        <w:t>.1</w:t>
-      </w:r>
-      <w:r>
-        <w:rPr>
-          <w:rFonts w:eastAsia="標楷體" w:hint="eastAsia"/>
-          <w:color w:val="000000"/>
-          <w:sz w:val="32"/>
-          <w:szCs w:val="32"/>
-        </w:rPr>
-        <w:t>0</w:t>
-      </w:r>
-      <w:r>
-        <w:rPr>
-          <w:rFonts w:eastAsia="標楷體" w:hint="eastAsia"/>
-          <w:color w:val="000000"/>
-          <w:sz w:val="32"/>
-          <w:szCs w:val="32"/>
-        </w:rPr>
-        <w:t>.</w:t>
-      </w:r>
-      <w:r>
-        <w:rPr>
-          <w:rFonts w:eastAsia="標楷體" w:hint="eastAsia"/>
-          <w:color w:val="000000"/>
-          <w:sz w:val="32"/>
-          <w:szCs w:val="32"/>
-        </w:rPr>
-        <w:t>30</w:t>
+        <w:t>六年級女生組200公尺預賽名單  日期  115.10.30</w:t>
       </w:r>
     </w:p>
     <w:tbl>
@@ -7332,111 +7023,11 @@
       </w:pPr>
       <w:r>
         <w:rPr>
-          <w:rFonts w:eastAsia="標楷體" w:hint="eastAsia"/>
+          <w:rFonts w:ascii="標楷體" w:hAnsi="標楷體"/>
           <w:color w:val="000000"/>
           <w:sz w:val="32"/>
-          <w:szCs w:val="32"/>
         </w:rPr>
-        <w:t>六年級男生組</w:t>
-      </w:r>
-      <w:r>
-        <w:rPr>
-          <w:rFonts w:eastAsia="標楷體" w:hint="eastAsia"/>
-          <w:color w:val="000000"/>
-          <w:sz w:val="32"/>
-          <w:szCs w:val="32"/>
-        </w:rPr>
-        <w:t>200</w:t>
-      </w:r>
-      <w:r>
-        <w:rPr>
-          <w:rFonts w:eastAsia="標楷體" w:hint="eastAsia"/>
-          <w:color w:val="000000"/>
-          <w:sz w:val="32"/>
-          <w:szCs w:val="32"/>
-        </w:rPr>
-        <w:t>公尺預賽名單</w:t>
-      </w:r>
-      <w:r>
-        <w:rPr>
-          <w:rFonts w:eastAsia="標楷體" w:hint="eastAsia"/>
-          <w:color w:val="000000"/>
-          <w:sz w:val="32"/>
-          <w:szCs w:val="32"/>
-        </w:rPr>
-        <w:t xml:space="preserve">  </w:t>
-      </w:r>
-      <w:r>
-        <w:rPr>
-          <w:rFonts w:eastAsia="標楷體" w:hint="eastAsia"/>
-          <w:color w:val="000000"/>
-          <w:sz w:val="32"/>
-          <w:szCs w:val="32"/>
-        </w:rPr>
-        <w:t>日期</w:t>
-      </w:r>
-      <w:r>
-        <w:rPr>
-          <w:rFonts w:eastAsia="標楷體" w:hint="eastAsia"/>
-          <w:color w:val="000000"/>
-          <w:sz w:val="32"/>
-          <w:szCs w:val="32"/>
-        </w:rPr>
-        <w:t xml:space="preserve"> </w:t>
-      </w:r>
-      <w:r>
-        <w:rPr>
-          <w:rFonts w:eastAsia="標楷體" w:hint="eastAsia"/>
-          <w:color w:val="000000"/>
-          <w:sz w:val="32"/>
-          <w:szCs w:val="32"/>
-        </w:rPr>
-        <w:t>11</w:t>
-      </w:r>
-      <w:r>
-        <w:rPr>
-          <w:rFonts w:eastAsia="標楷體" w:hint="eastAsia"/>
-          <w:color w:val="000000"/>
-          <w:sz w:val="32"/>
-          <w:szCs w:val="32"/>
-        </w:rPr>
-        <w:t>5</w:t>
-      </w:r>
-      <w:r>
-        <w:rPr>
-          <w:rFonts w:eastAsia="標楷體" w:hint="eastAsia"/>
-          <w:color w:val="000000"/>
-          <w:sz w:val="32"/>
-          <w:szCs w:val="32"/>
-        </w:rPr>
-        <w:t>.1</w:t>
-      </w:r>
-      <w:r>
-        <w:rPr>
-          <w:rFonts w:eastAsia="標楷體" w:hint="eastAsia"/>
-          <w:color w:val="000000"/>
-          <w:sz w:val="32"/>
-          <w:szCs w:val="32"/>
-        </w:rPr>
-        <w:t>0</w:t>
-      </w:r>
-      <w:r>
-        <w:rPr>
-          <w:rFonts w:eastAsia="標楷體" w:hint="eastAsia"/>
-          <w:color w:val="000000"/>
-          <w:sz w:val="32"/>
-          <w:szCs w:val="32"/>
-        </w:rPr>
-        <w:t>.</w:t>
-      </w:r>
-      <w:r>
-        <w:rPr>
-          <w:rFonts w:eastAsia="標楷體" w:hint="eastAsia"/>
-          <w:color w:val="000000"/>
-          <w:sz w:val="32"/>
-          <w:szCs w:val="32"/>
-        </w:rPr>
-        <w:t>30</w:t>
+        <w:t>六年級男生組200公尺預賽名單  日期  115.10.30</w:t>
       </w:r>
     </w:p>
     <w:tbl>
@@ -9790,119 +9381,11 @@
       </w:pPr>
       <w:r>
         <w:rPr>
-          <w:rFonts w:eastAsia="標楷體" w:hint="eastAsia"/>
+          <w:rFonts w:ascii="標楷體" w:hAnsi="標楷體"/>
           <w:color w:val="000000"/>
           <w:sz w:val="32"/>
         </w:rPr>
-        <w:t>五</w:t>
-      </w:r>
-      <w:r>
-        <w:rPr>
-          <w:rFonts w:eastAsia="標楷體" w:hint="eastAsia"/>
-          <w:color w:val="000000"/>
-          <w:sz w:val="32"/>
-          <w:szCs w:val="32"/>
-        </w:rPr>
-        <w:t>年級女生組</w:t>
-      </w:r>
-      <w:r>
-        <w:rPr>
-          <w:rFonts w:eastAsia="標楷體" w:hint="eastAsia"/>
-          <w:color w:val="000000"/>
-          <w:sz w:val="32"/>
-          <w:szCs w:val="32"/>
-        </w:rPr>
-        <w:t>100</w:t>
-      </w:r>
-      <w:r>
-        <w:rPr>
-          <w:rFonts w:eastAsia="標楷體" w:hint="eastAsia"/>
-          <w:color w:val="000000"/>
-          <w:sz w:val="32"/>
-          <w:szCs w:val="32"/>
-        </w:rPr>
-        <w:t>公尺預賽名單</w:t>
-      </w:r>
-      <w:r>
-        <w:rPr>
-          <w:rFonts w:eastAsia="標楷體" w:hint="eastAsia"/>
-          <w:color w:val="000000"/>
-          <w:sz w:val="32"/>
-          <w:szCs w:val="32"/>
-        </w:rPr>
-        <w:t xml:space="preserve">  </w:t>
-      </w:r>
-      <w:r>
-        <w:rPr>
-          <w:rFonts w:eastAsia="標楷體" w:hint="eastAsia"/>
-          <w:color w:val="000000"/>
-          <w:sz w:val="32"/>
-          <w:szCs w:val="32"/>
-        </w:rPr>
-        <w:t>日期</w:t>
-      </w:r>
-      <w:r>
-        <w:rPr>
-          <w:rFonts w:eastAsia="標楷體" w:hint="eastAsia"/>
-          <w:color w:val="000000"/>
-          <w:sz w:val="32"/>
-          <w:szCs w:val="32"/>
-        </w:rPr>
-        <w:t xml:space="preserve"> </w:t>
-      </w:r>
-      <w:r>
-        <w:rPr>
-          <w:rFonts w:eastAsia="標楷體" w:hint="eastAsia"/>
-          <w:color w:val="000000"/>
-          <w:sz w:val="32"/>
-          <w:szCs w:val="32"/>
-        </w:rPr>
-        <w:t>11</w:t>
-      </w:r>
-      <w:r>
-        <w:rPr>
-          <w:rFonts w:eastAsia="標楷體" w:hint="eastAsia"/>
-          <w:color w:val="000000"/>
-          <w:sz w:val="32"/>
-          <w:szCs w:val="32"/>
-        </w:rPr>
-        <w:t>5</w:t>
-      </w:r>
-      <w:r>
-        <w:rPr>
-          <w:rFonts w:eastAsia="標楷體" w:hint="eastAsia"/>
-          <w:color w:val="000000"/>
-          <w:sz w:val="32"/>
-          <w:szCs w:val="32"/>
-        </w:rPr>
-        <w:t>.1</w:t>
-      </w:r>
-      <w:r>
-        <w:rPr>
-          <w:rFonts w:eastAsia="標楷體" w:hint="eastAsia"/>
-          <w:color w:val="000000"/>
-          <w:sz w:val="32"/>
-          <w:szCs w:val="32"/>
-        </w:rPr>
-        <w:t>0</w:t>
-      </w:r>
-      <w:r>
-        <w:rPr>
-          <w:rFonts w:eastAsia="標楷體" w:hint="eastAsia"/>
-          <w:color w:val="000000"/>
-          <w:sz w:val="32"/>
-          <w:szCs w:val="32"/>
-        </w:rPr>
-        <w:t>.</w:t>
-      </w:r>
-      <w:r>
-        <w:rPr>
-          <w:rFonts w:eastAsia="標楷體" w:hint="eastAsia"/>
-          <w:color w:val="000000"/>
-          <w:sz w:val="32"/>
-          <w:szCs w:val="32"/>
-        </w:rPr>
-        <w:t>28</w:t>
+        <w:t>五年級女生組100公尺預賽名單  日期  115.10.28</w:t>
       </w:r>
     </w:p>
     <w:tbl>
@@ -12186,111 +11669,11 @@
       </w:pPr>
       <w:r>
         <w:rPr>
-          <w:rFonts w:eastAsia="標楷體" w:hint="eastAsia"/>
+          <w:rFonts w:ascii="標楷體" w:hAnsi="標楷體"/>
           <w:color w:val="000000"/>
           <w:sz w:val="32"/>
-          <w:szCs w:val="32"/>
         </w:rPr>
-        <w:t>五年級男生組</w:t>
-      </w:r>
-      <w:r>
-        <w:rPr>
-          <w:rFonts w:eastAsia="標楷體" w:hint="eastAsia"/>
-          <w:color w:val="000000"/>
-          <w:sz w:val="32"/>
-          <w:szCs w:val="32"/>
-        </w:rPr>
-        <w:t>100</w:t>
-      </w:r>
-      <w:r>
-        <w:rPr>
-          <w:rFonts w:eastAsia="標楷體" w:hint="eastAsia"/>
-          <w:color w:val="000000"/>
-          <w:sz w:val="32"/>
-          <w:szCs w:val="32"/>
-        </w:rPr>
-        <w:t>公尺預賽名單</w:t>
-      </w:r>
-      <w:r>
-        <w:rPr>
-          <w:rFonts w:eastAsia="標楷體" w:hint="eastAsia"/>
-          <w:color w:val="000000"/>
-          <w:sz w:val="32"/>
-          <w:szCs w:val="32"/>
-        </w:rPr>
-        <w:t xml:space="preserve">  </w:t>
-      </w:r>
-      <w:r>
-        <w:rPr>
-          <w:rFonts w:eastAsia="標楷體" w:hint="eastAsia"/>
-          <w:color w:val="000000"/>
-          <w:sz w:val="32"/>
-          <w:szCs w:val="32"/>
-        </w:rPr>
-        <w:t>日期</w:t>
-      </w:r>
-      <w:r>
-        <w:rPr>
-          <w:rFonts w:eastAsia="標楷體" w:hint="eastAsia"/>
-          <w:color w:val="000000"/>
-          <w:sz w:val="32"/>
-          <w:szCs w:val="32"/>
-        </w:rPr>
-        <w:t xml:space="preserve"> </w:t>
-      </w:r>
-      <w:r>
-        <w:rPr>
-          <w:rFonts w:eastAsia="標楷體" w:hint="eastAsia"/>
-          <w:color w:val="000000"/>
-          <w:sz w:val="32"/>
-          <w:szCs w:val="32"/>
-        </w:rPr>
-        <w:t>11</w:t>
-      </w:r>
-      <w:r>
-        <w:rPr>
-          <w:rFonts w:eastAsia="標楷體" w:hint="eastAsia"/>
-          <w:color w:val="000000"/>
-          <w:sz w:val="32"/>
-          <w:szCs w:val="32"/>
-        </w:rPr>
-        <w:t>5</w:t>
-      </w:r>
-      <w:r>
-        <w:rPr>
-          <w:rFonts w:eastAsia="標楷體" w:hint="eastAsia"/>
-          <w:color w:val="000000"/>
-          <w:sz w:val="32"/>
-          <w:szCs w:val="32"/>
-        </w:rPr>
-        <w:t>.1</w:t>
-      </w:r>
-      <w:r>
-        <w:rPr>
-          <w:rFonts w:eastAsia="標楷體" w:hint="eastAsia"/>
-          <w:color w:val="000000"/>
-          <w:sz w:val="32"/>
-          <w:szCs w:val="32"/>
-        </w:rPr>
-        <w:t>0</w:t>
-      </w:r>
-      <w:r>
-        <w:rPr>
-          <w:rFonts w:eastAsia="標楷體" w:hint="eastAsia"/>
-          <w:color w:val="000000"/>
-          <w:sz w:val="32"/>
-          <w:szCs w:val="32"/>
-        </w:rPr>
-        <w:t>.</w:t>
-      </w:r>
-      <w:r>
-        <w:rPr>
-          <w:rFonts w:eastAsia="標楷體" w:hint="eastAsia"/>
-          <w:color w:val="000000"/>
-          <w:sz w:val="32"/>
-          <w:szCs w:val="32"/>
-        </w:rPr>
-        <w:t>28</w:t>
+        <w:t>五年級男生組100公尺預賽名單  日期  115.10.28</w:t>
       </w:r>
     </w:p>
     <w:tbl>
@@ -14633,128 +14016,11 @@
       </w:pPr>
       <w:r>
         <w:rPr>
-          <w:rFonts w:eastAsia="標楷體" w:hint="eastAsia"/>
-          <w:color w:val="000000"/>
-          <w:sz w:val="28"/>
-        </w:rPr>
-        <w:t>五</w:t>
-      </w:r>
-      <w:r>
-        <w:rPr>
-          <w:rFonts w:eastAsia="標楷體" w:hint="eastAsia"/>
+          <w:rFonts w:ascii="標楷體" w:hAnsi="標楷體"/>
           <w:color w:val="000000"/>
           <w:sz w:val="32"/>
-          <w:szCs w:val="32"/>
         </w:rPr>
-        <w:t>年級女生組</w:t>
-      </w:r>
-      <w:r>
-        <w:rPr>
-          <w:rFonts w:eastAsia="標楷體" w:hint="eastAsia"/>
-          <w:color w:val="000000"/>
-          <w:sz w:val="32"/>
-          <w:szCs w:val="32"/>
-        </w:rPr>
-        <w:t>200</w:t>
-      </w:r>
-      <w:r>
-        <w:rPr>
-          <w:rFonts w:eastAsia="標楷體" w:hint="eastAsia"/>
-          <w:color w:val="000000"/>
-          <w:sz w:val="32"/>
-          <w:szCs w:val="32"/>
-        </w:rPr>
-        <w:t>公尺預賽名單</w:t>
-      </w:r>
-      <w:r>
-        <w:rPr>
-          <w:rFonts w:eastAsia="標楷體" w:hint="eastAsia"/>
-          <w:color w:val="000000"/>
-          <w:sz w:val="32"/>
-          <w:szCs w:val="32"/>
-        </w:rPr>
-        <w:t xml:space="preserve">  </w:t>
-      </w:r>
-      <w:r>
-        <w:rPr>
-          <w:rFonts w:eastAsia="標楷體" w:hint="eastAsia"/>
-          <w:color w:val="000000"/>
-          <w:sz w:val="32"/>
-          <w:szCs w:val="32"/>
-        </w:rPr>
-        <w:t>日期</w:t>
-      </w:r>
-      <w:r>
-        <w:rPr>
-          <w:rFonts w:eastAsia="標楷體" w:hint="eastAsia"/>
-          <w:color w:val="000000"/>
-          <w:sz w:val="32"/>
-          <w:szCs w:val="32"/>
-        </w:rPr>
-        <w:t xml:space="preserve"> </w:t>
-      </w:r>
-      <w:r>
-        <w:rPr>
-          <w:rFonts w:eastAsia="標楷體" w:hint="eastAsia"/>
-          <w:color w:val="000000"/>
-          <w:sz w:val="32"/>
-          <w:szCs w:val="32"/>
-        </w:rPr>
-        <w:t>11</w:t>
-      </w:r>
-      <w:r>
-        <w:rPr>
-          <w:rFonts w:eastAsia="標楷體" w:hint="eastAsia"/>
-          <w:color w:val="000000"/>
-          <w:sz w:val="32"/>
-          <w:szCs w:val="32"/>
-        </w:rPr>
-        <w:t>5</w:t>
-      </w:r>
-      <w:r>
-        <w:rPr>
-          <w:rFonts w:eastAsia="標楷體" w:hint="eastAsia"/>
-          <w:color w:val="000000"/>
-          <w:sz w:val="32"/>
-          <w:szCs w:val="32"/>
-        </w:rPr>
-        <w:t>.1</w:t>
-      </w:r>
-      <w:r>
-        <w:rPr>
-          <w:rFonts w:eastAsia="標楷體" w:hint="eastAsia"/>
-          <w:color w:val="000000"/>
-          <w:sz w:val="32"/>
-          <w:szCs w:val="32"/>
-        </w:rPr>
-        <w:t>0</w:t>
-      </w:r>
-      <w:r>
-        <w:rPr>
-          <w:rFonts w:eastAsia="標楷體" w:hint="eastAsia"/>
-          <w:color w:val="000000"/>
-          <w:sz w:val="32"/>
-          <w:szCs w:val="32"/>
-        </w:rPr>
-        <w:t>.</w:t>
-      </w:r>
-      <w:r>
-        <w:rPr>
-          <w:rFonts w:eastAsia="標楷體" w:hint="eastAsia"/>
-          <w:color w:val="000000"/>
-          <w:sz w:val="32"/>
-          <w:szCs w:val="32"/>
-        </w:rPr>
-        <w:t>30</w:t>
-      </w:r>
-      <w:r>
-        <w:rPr>
-          <w:rFonts w:eastAsia="標楷體" w:hint="eastAsia"/>
-          <w:color w:val="000000"/>
-          <w:sz w:val="32"/>
-          <w:szCs w:val="32"/>
-        </w:rPr>
-        <w:t xml:space="preserve">                                                                                                                                                                                                                                                                                                                                                                                                                                                                                                                                                                                                                                                                                                                                                                                                                                                                                                                                                                                                                                                                                                                                                                                                                                                                                                                                                                                                   </w:t>
+        <w:t>五年級女生組200公尺預賽名單  日期  115.10.30</w:t>
       </w:r>
     </w:p>
     <w:tbl>
@@ -17018,111 +16284,11 @@
       </w:pPr>
       <w:r>
         <w:rPr>
-          <w:rFonts w:eastAsia="標楷體" w:hint="eastAsia"/>
+          <w:rFonts w:ascii="標楷體" w:hAnsi="標楷體"/>
           <w:color w:val="000000"/>
           <w:sz w:val="32"/>
-          <w:szCs w:val="32"/>
         </w:rPr>
-        <w:t>五年級男生組</w:t>
-      </w:r>
-      <w:r>
-        <w:rPr>
-          <w:rFonts w:eastAsia="標楷體" w:hint="eastAsia"/>
-          <w:color w:val="000000"/>
-          <w:sz w:val="32"/>
-          <w:szCs w:val="32"/>
-        </w:rPr>
-        <w:t>200</w:t>
-      </w:r>
-      <w:r>
-        <w:rPr>
-          <w:rFonts w:eastAsia="標楷體" w:hint="eastAsia"/>
-          <w:color w:val="000000"/>
-          <w:sz w:val="32"/>
-          <w:szCs w:val="32"/>
-        </w:rPr>
-        <w:t>公尺預賽名單</w:t>
-      </w:r>
-      <w:r>
-        <w:rPr>
-          <w:rFonts w:eastAsia="標楷體" w:hint="eastAsia"/>
-          <w:color w:val="000000"/>
-          <w:sz w:val="32"/>
-          <w:szCs w:val="32"/>
-        </w:rPr>
-        <w:t xml:space="preserve">  </w:t>
-      </w:r>
-      <w:r>
-        <w:rPr>
-          <w:rFonts w:eastAsia="標楷體" w:hint="eastAsia"/>
-          <w:color w:val="000000"/>
-          <w:sz w:val="32"/>
-          <w:szCs w:val="32"/>
-        </w:rPr>
-        <w:t>日期</w:t>
-      </w:r>
-      <w:r>
-        <w:rPr>
-          <w:rFonts w:eastAsia="標楷體" w:hint="eastAsia"/>
-          <w:color w:val="000000"/>
-          <w:sz w:val="32"/>
-          <w:szCs w:val="32"/>
-        </w:rPr>
-        <w:t xml:space="preserve"> </w:t>
-      </w:r>
-      <w:r>
-        <w:rPr>
-          <w:rFonts w:eastAsia="標楷體" w:hint="eastAsia"/>
-          <w:color w:val="000000"/>
-          <w:sz w:val="32"/>
-          <w:szCs w:val="32"/>
-        </w:rPr>
-        <w:t>11</w:t>
-      </w:r>
-      <w:r>
-        <w:rPr>
-          <w:rFonts w:eastAsia="標楷體" w:hint="eastAsia"/>
-          <w:color w:val="000000"/>
-          <w:sz w:val="32"/>
-          <w:szCs w:val="32"/>
-        </w:rPr>
-        <w:t>5</w:t>
-      </w:r>
-      <w:r>
-        <w:rPr>
-          <w:rFonts w:eastAsia="標楷體" w:hint="eastAsia"/>
-          <w:color w:val="000000"/>
-          <w:sz w:val="32"/>
-          <w:szCs w:val="32"/>
-        </w:rPr>
-        <w:t>.1</w:t>
-      </w:r>
-      <w:r>
-        <w:rPr>
-          <w:rFonts w:eastAsia="標楷體" w:hint="eastAsia"/>
-          <w:color w:val="000000"/>
-          <w:sz w:val="32"/>
-          <w:szCs w:val="32"/>
-        </w:rPr>
-        <w:t>0</w:t>
-      </w:r>
-      <w:r>
-        <w:rPr>
-          <w:rFonts w:eastAsia="標楷體" w:hint="eastAsia"/>
-          <w:color w:val="000000"/>
-          <w:sz w:val="32"/>
-          <w:szCs w:val="32"/>
-        </w:rPr>
-        <w:t>.</w:t>
-      </w:r>
-      <w:r>
-        <w:rPr>
-          <w:rFonts w:eastAsia="標楷體" w:hint="eastAsia"/>
-          <w:color w:val="000000"/>
-          <w:sz w:val="32"/>
-          <w:szCs w:val="32"/>
-        </w:rPr>
-        <w:t>30</w:t>
+        <w:t>五年級男生組200公尺預賽名單  日期  115.10.30</w:t>
       </w:r>
     </w:p>
     <w:tbl>
@@ -19448,127 +18614,11 @@
       </w:pPr>
       <w:r>
         <w:rPr>
-          <w:rFonts w:eastAsia="標楷體" w:hint="eastAsia"/>
-          <w:color w:val="000000"/>
-          <w:sz w:val="28"/>
-        </w:rPr>
-        <w:t>四</w:t>
-      </w:r>
-      <w:r>
-        <w:rPr>
-          <w:rFonts w:eastAsia="標楷體" w:hint="eastAsia"/>
-          <w:color w:val="000000"/>
-          <w:sz w:val="28"/>
-        </w:rPr>
-        <w:t>年級</w:t>
-      </w:r>
-      <w:r>
-        <w:rPr>
-          <w:rFonts w:eastAsia="標楷體" w:hint="eastAsia"/>
+          <w:rFonts w:ascii="標楷體" w:hAnsi="標楷體"/>
           <w:color w:val="000000"/>
           <w:sz w:val="32"/>
-          <w:szCs w:val="32"/>
         </w:rPr>
-        <w:t>女生組</w:t>
-      </w:r>
-      <w:r>
-        <w:rPr>
-          <w:rFonts w:eastAsia="標楷體" w:hint="eastAsia"/>
-          <w:color w:val="000000"/>
-          <w:sz w:val="32"/>
-          <w:szCs w:val="32"/>
-        </w:rPr>
-        <w:t>60</w:t>
-      </w:r>
-      <w:r>
-        <w:rPr>
-          <w:rFonts w:eastAsia="標楷體" w:hint="eastAsia"/>
-          <w:color w:val="000000"/>
-          <w:sz w:val="32"/>
-          <w:szCs w:val="32"/>
-        </w:rPr>
-        <w:t>公尺預賽名單</w:t>
-      </w:r>
-      <w:r>
-        <w:rPr>
-          <w:rFonts w:eastAsia="標楷體" w:hint="eastAsia"/>
-          <w:color w:val="000000"/>
-          <w:sz w:val="32"/>
-          <w:szCs w:val="32"/>
-        </w:rPr>
-        <w:t xml:space="preserve">  </w:t>
-      </w:r>
-      <w:r>
-        <w:rPr>
-          <w:rFonts w:eastAsia="標楷體" w:hint="eastAsia"/>
-          <w:color w:val="000000"/>
-          <w:sz w:val="32"/>
-          <w:szCs w:val="32"/>
-        </w:rPr>
-        <w:t>日期</w:t>
-      </w:r>
-      <w:r>
-        <w:rPr>
-          <w:rFonts w:eastAsia="標楷體" w:hint="eastAsia"/>
-          <w:color w:val="000000"/>
-          <w:sz w:val="32"/>
-          <w:szCs w:val="32"/>
-        </w:rPr>
-        <w:t xml:space="preserve"> </w:t>
-      </w:r>
-      <w:r>
-        <w:rPr>
-          <w:rFonts w:eastAsia="標楷體" w:hint="eastAsia"/>
-          <w:color w:val="000000"/>
-          <w:sz w:val="32"/>
-          <w:szCs w:val="32"/>
-        </w:rPr>
-        <w:t>11</w:t>
-      </w:r>
-      <w:r>
-        <w:rPr>
-          <w:rFonts w:eastAsia="標楷體" w:hint="eastAsia"/>
-          <w:color w:val="000000"/>
-          <w:sz w:val="32"/>
-          <w:szCs w:val="32"/>
-        </w:rPr>
-        <w:t>5</w:t>
-      </w:r>
-      <w:r>
-        <w:rPr>
-          <w:rFonts w:eastAsia="標楷體" w:hint="eastAsia"/>
-          <w:color w:val="000000"/>
-          <w:sz w:val="32"/>
-          <w:szCs w:val="32"/>
-        </w:rPr>
-        <w:t>.1</w:t>
-      </w:r>
-      <w:r>
-        <w:rPr>
-          <w:rFonts w:eastAsia="標楷體" w:hint="eastAsia"/>
-          <w:color w:val="000000"/>
-          <w:sz w:val="32"/>
-          <w:szCs w:val="32"/>
-        </w:rPr>
-        <w:t>0</w:t>
-      </w:r>
-      <w:r>
-        <w:rPr>
-          <w:rFonts w:eastAsia="標楷體" w:hint="eastAsia"/>
-          <w:color w:val="000000"/>
-          <w:sz w:val="32"/>
-          <w:szCs w:val="32"/>
-        </w:rPr>
-        <w:t>.</w:t>
-      </w:r>
-      <w:r>
-        <w:rPr>
-          <w:rFonts w:eastAsia="標楷體" w:hint="eastAsia"/>
-          <w:color w:val="000000"/>
-          <w:sz w:val="32"/>
-          <w:szCs w:val="32"/>
-        </w:rPr>
-        <w:t>21</w:t>
+        <w:t>四年級女生組60公尺預賽名單  日期  115.10.21</w:t>
       </w:r>
     </w:p>
     <w:tbl>
@@ -21847,111 +20897,11 @@
       </w:pPr>
       <w:r>
         <w:rPr>
-          <w:rFonts w:eastAsia="標楷體" w:hint="eastAsia"/>
+          <w:rFonts w:ascii="標楷體" w:hAnsi="標楷體"/>
           <w:color w:val="000000"/>
           <w:sz w:val="32"/>
-          <w:szCs w:val="32"/>
         </w:rPr>
-        <w:t>四年級男生組</w:t>
-      </w:r>
-      <w:r>
-        <w:rPr>
-          <w:rFonts w:eastAsia="標楷體" w:hint="eastAsia"/>
-          <w:color w:val="000000"/>
-          <w:sz w:val="32"/>
-          <w:szCs w:val="32"/>
-        </w:rPr>
-        <w:t>60</w:t>
-      </w:r>
-      <w:r>
-        <w:rPr>
-          <w:rFonts w:eastAsia="標楷體" w:hint="eastAsia"/>
-          <w:color w:val="000000"/>
-          <w:sz w:val="32"/>
-          <w:szCs w:val="32"/>
-        </w:rPr>
-        <w:t>公尺預賽名單</w:t>
-      </w:r>
-      <w:r>
-        <w:rPr>
-          <w:rFonts w:eastAsia="標楷體" w:hint="eastAsia"/>
-          <w:color w:val="000000"/>
-          <w:sz w:val="32"/>
-          <w:szCs w:val="32"/>
-        </w:rPr>
-        <w:t xml:space="preserve">  </w:t>
-      </w:r>
-      <w:r>
-        <w:rPr>
-          <w:rFonts w:eastAsia="標楷體" w:hint="eastAsia"/>
-          <w:color w:val="000000"/>
-          <w:sz w:val="32"/>
-          <w:szCs w:val="32"/>
-        </w:rPr>
-        <w:t>日期</w:t>
-      </w:r>
-      <w:r>
-        <w:rPr>
-          <w:rFonts w:eastAsia="標楷體" w:hint="eastAsia"/>
-          <w:color w:val="000000"/>
-          <w:sz w:val="32"/>
-          <w:szCs w:val="32"/>
-        </w:rPr>
-        <w:t xml:space="preserve"> </w:t>
-      </w:r>
-      <w:r>
-        <w:rPr>
-          <w:rFonts w:eastAsia="標楷體" w:hint="eastAsia"/>
-          <w:color w:val="000000"/>
-          <w:sz w:val="32"/>
-          <w:szCs w:val="32"/>
-        </w:rPr>
-        <w:t>11</w:t>
-      </w:r>
-      <w:r>
-        <w:rPr>
-          <w:rFonts w:eastAsia="標楷體" w:hint="eastAsia"/>
-          <w:color w:val="000000"/>
-          <w:sz w:val="32"/>
-          <w:szCs w:val="32"/>
-        </w:rPr>
-        <w:t>5</w:t>
-      </w:r>
-      <w:r>
-        <w:rPr>
-          <w:rFonts w:eastAsia="標楷體" w:hint="eastAsia"/>
-          <w:color w:val="000000"/>
-          <w:sz w:val="32"/>
-          <w:szCs w:val="32"/>
-        </w:rPr>
-        <w:t>.1</w:t>
-      </w:r>
-      <w:r>
-        <w:rPr>
-          <w:rFonts w:eastAsia="標楷體" w:hint="eastAsia"/>
-          <w:color w:val="000000"/>
-          <w:sz w:val="32"/>
-          <w:szCs w:val="32"/>
-        </w:rPr>
-        <w:t>0</w:t>
-      </w:r>
-      <w:r>
-        <w:rPr>
-          <w:rFonts w:eastAsia="標楷體" w:hint="eastAsia"/>
-          <w:color w:val="000000"/>
-          <w:sz w:val="32"/>
-          <w:szCs w:val="32"/>
-        </w:rPr>
-        <w:t>.</w:t>
-      </w:r>
-      <w:r>
-        <w:rPr>
-          <w:rFonts w:eastAsia="標楷體" w:hint="eastAsia"/>
-          <w:color w:val="000000"/>
-          <w:sz w:val="32"/>
-          <w:szCs w:val="32"/>
-        </w:rPr>
-        <w:t>21</w:t>
+        <w:t>四年級男生組60公尺預賽名單  日期  115.10.21</w:t>
       </w:r>
     </w:p>
     <w:tbl>
@@ -24301,136 +23251,11 @@
       </w:pPr>
       <w:r>
         <w:rPr>
-          <w:rFonts w:eastAsia="標楷體" w:hint="eastAsia"/>
-          <w:color w:val="000000"/>
-          <w:sz w:val="28"/>
-        </w:rPr>
-        <w:t>四</w:t>
-      </w:r>
-      <w:r>
-        <w:rPr>
-          <w:rFonts w:eastAsia="標楷體" w:hint="eastAsia"/>
-          <w:color w:val="000000"/>
-          <w:sz w:val="28"/>
-        </w:rPr>
-        <w:t>年級</w:t>
-      </w:r>
-      <w:r>
-        <w:rPr>
-          <w:rFonts w:eastAsia="標楷體" w:hint="eastAsia"/>
+          <w:rFonts w:ascii="標楷體" w:hAnsi="標楷體"/>
           <w:color w:val="000000"/>
           <w:sz w:val="32"/>
-          <w:szCs w:val="32"/>
         </w:rPr>
-        <w:t>女生組</w:t>
-      </w:r>
-      <w:r>
-        <w:rPr>
-          <w:rFonts w:eastAsia="標楷體" w:hint="eastAsia"/>
-          <w:color w:val="000000"/>
-          <w:sz w:val="32"/>
-          <w:szCs w:val="32"/>
-        </w:rPr>
-        <w:t>1</w:t>
-      </w:r>
-      <w:r>
-        <w:rPr>
-          <w:rFonts w:eastAsia="標楷體" w:hint="eastAsia"/>
-          <w:color w:val="000000"/>
-          <w:sz w:val="32"/>
-          <w:szCs w:val="32"/>
-        </w:rPr>
-        <w:t>00</w:t>
-      </w:r>
-      <w:r>
-        <w:rPr>
-          <w:rFonts w:eastAsia="標楷體" w:hint="eastAsia"/>
-          <w:color w:val="000000"/>
-          <w:sz w:val="32"/>
-          <w:szCs w:val="32"/>
-        </w:rPr>
-        <w:t>公尺預賽名單</w:t>
-      </w:r>
-      <w:r>
-        <w:rPr>
-          <w:rFonts w:eastAsia="標楷體" w:hint="eastAsia"/>
-          <w:color w:val="000000"/>
-          <w:sz w:val="32"/>
-          <w:szCs w:val="32"/>
-        </w:rPr>
-        <w:t xml:space="preserve">  </w:t>
-      </w:r>
-      <w:r>
-        <w:rPr>
-          <w:rFonts w:eastAsia="標楷體" w:hint="eastAsia"/>
-          <w:color w:val="000000"/>
-          <w:sz w:val="32"/>
-          <w:szCs w:val="32"/>
-        </w:rPr>
-        <w:t>日期</w:t>
-      </w:r>
-      <w:r>
-        <w:rPr>
-          <w:rFonts w:eastAsia="標楷體" w:hint="eastAsia"/>
-          <w:color w:val="000000"/>
-          <w:sz w:val="32"/>
-          <w:szCs w:val="32"/>
-        </w:rPr>
-        <w:t xml:space="preserve"> </w:t>
-      </w:r>
-      <w:r>
-        <w:rPr>
-          <w:rFonts w:eastAsia="標楷體" w:hint="eastAsia"/>
-          <w:color w:val="000000"/>
-          <w:sz w:val="32"/>
-          <w:szCs w:val="32"/>
-        </w:rPr>
-        <w:t>11</w:t>
-      </w:r>
-      <w:r>
-        <w:rPr>
-          <w:rFonts w:eastAsia="標楷體" w:hint="eastAsia"/>
-          <w:color w:val="000000"/>
-          <w:sz w:val="32"/>
-          <w:szCs w:val="32"/>
-        </w:rPr>
-        <w:t>5</w:t>
-      </w:r>
-      <w:r>
-        <w:rPr>
-          <w:rFonts w:eastAsia="標楷體" w:hint="eastAsia"/>
-          <w:color w:val="000000"/>
-          <w:sz w:val="32"/>
-          <w:szCs w:val="32"/>
-        </w:rPr>
-        <w:t>.1</w:t>
-      </w:r>
-      <w:r>
-        <w:rPr>
-          <w:rFonts w:eastAsia="標楷體" w:hint="eastAsia"/>
-          <w:color w:val="000000"/>
-          <w:sz w:val="32"/>
-          <w:szCs w:val="32"/>
-        </w:rPr>
-        <w:t>0</w:t>
-      </w:r>
-      <w:r>
-        <w:rPr>
-          <w:rFonts w:eastAsia="標楷體" w:hint="eastAsia"/>
-          <w:color w:val="000000"/>
-          <w:sz w:val="32"/>
-          <w:szCs w:val="32"/>
-        </w:rPr>
-        <w:t>.</w:t>
-      </w:r>
-      <w:r>
-        <w:rPr>
-          <w:rFonts w:eastAsia="標楷體" w:hint="eastAsia"/>
-          <w:color w:val="000000"/>
-          <w:sz w:val="32"/>
-          <w:szCs w:val="32"/>
-        </w:rPr>
-        <w:t>27</w:t>
+        <w:t>四年級女生組100公尺預賽名單  日期  115.10.27</w:t>
       </w:r>
     </w:p>
     <w:tbl>
@@ -26709,110 +25534,11 @@
       </w:pPr>
       <w:r>
         <w:rPr>
-          <w:rFonts w:eastAsia="標楷體" w:hint="eastAsia"/>
-          <w:color w:val="000000"/>
-          <w:sz w:val="28"/>
-        </w:rPr>
-        <w:t>四年級</w:t>
-      </w:r>
-      <w:r>
-        <w:rPr>
-          <w:rFonts w:eastAsia="標楷體" w:hint="eastAsia"/>
+          <w:rFonts w:ascii="標楷體" w:hAnsi="標楷體"/>
           <w:color w:val="000000"/>
           <w:sz w:val="32"/>
-          <w:szCs w:val="32"/>
         </w:rPr>
-        <w:t>男生組</w:t>
-      </w:r>
-      <w:r>
-        <w:rPr>
-          <w:rFonts w:eastAsia="標楷體" w:hint="eastAsia"/>
-          <w:color w:val="000000"/>
-          <w:sz w:val="32"/>
-          <w:szCs w:val="32"/>
-        </w:rPr>
-        <w:t>100</w:t>
-      </w:r>
-      <w:r>
-        <w:rPr>
-          <w:rFonts w:eastAsia="標楷體" w:hint="eastAsia"/>
-          <w:color w:val="000000"/>
-          <w:sz w:val="32"/>
-          <w:szCs w:val="32"/>
-        </w:rPr>
-        <w:t>公尺預賽名單</w:t>
-      </w:r>
-      <w:r>
-        <w:rPr>
-          <w:rFonts w:eastAsia="標楷體" w:hint="eastAsia"/>
-          <w:color w:val="000000"/>
-          <w:sz w:val="32"/>
-          <w:szCs w:val="32"/>
-        </w:rPr>
-        <w:t xml:space="preserve">  </w:t>
-      </w:r>
-      <w:r>
-        <w:rPr>
-          <w:rFonts w:eastAsia="標楷體" w:hint="eastAsia"/>
-          <w:color w:val="000000"/>
-          <w:sz w:val="32"/>
-          <w:szCs w:val="32"/>
-        </w:rPr>
-        <w:t>日期</w:t>
-      </w:r>
-      <w:r>
-        <w:rPr>
-          <w:rFonts w:eastAsia="標楷體" w:hint="eastAsia"/>
-          <w:color w:val="000000"/>
-          <w:sz w:val="32"/>
-          <w:szCs w:val="32"/>
-        </w:rPr>
-        <w:t>11</w:t>
-      </w:r>
-      <w:r>
-        <w:rPr>
-          <w:rFonts w:eastAsia="標楷體" w:hint="eastAsia"/>
-          <w:color w:val="000000"/>
-          <w:sz w:val="32"/>
-          <w:szCs w:val="32"/>
-        </w:rPr>
-        <w:t>5</w:t>
-      </w:r>
-      <w:r>
-        <w:rPr>
-          <w:rFonts w:eastAsia="標楷體" w:hint="eastAsia"/>
-          <w:color w:val="000000"/>
-          <w:sz w:val="32"/>
-          <w:szCs w:val="32"/>
-        </w:rPr>
-        <w:t>.1</w:t>
-      </w:r>
-      <w:r>
-        <w:rPr>
-          <w:rFonts w:eastAsia="標楷體" w:hint="eastAsia"/>
-          <w:color w:val="000000"/>
-          <w:sz w:val="32"/>
-          <w:szCs w:val="32"/>
-        </w:rPr>
-        <w:t>0</w:t>
-      </w:r>
-      <w:r>
-        <w:rPr>
-          <w:rFonts w:eastAsia="標楷體" w:hint="eastAsia"/>
-          <w:color w:val="000000"/>
-          <w:sz w:val="32"/>
-          <w:szCs w:val="32"/>
-        </w:rPr>
-        <w:t>.</w:t>
-      </w:r>
-      <w:r>
-        <w:rPr>
-          <w:rFonts w:eastAsia="標楷體" w:hint="eastAsia"/>
-          <w:color w:val="000000"/>
-          <w:sz w:val="32"/>
-          <w:szCs w:val="32"/>
-        </w:rPr>
-        <w:t>27</w:t>
+        <w:t>四年級男生組100公尺預賽名單  日期  115.10.27</w:t>
       </w:r>
     </w:p>
     <w:tbl>
@@ -29162,120 +27888,11 @@
       </w:pPr>
       <w:r>
         <w:rPr>
-          <w:rFonts w:eastAsia="標楷體" w:hint="eastAsia"/>
+          <w:rFonts w:ascii="標楷體" w:hAnsi="標楷體"/>
           <w:color w:val="000000"/>
           <w:sz w:val="32"/>
-          <w:szCs w:val="32"/>
         </w:rPr>
-        <w:t>三</w:t>
-      </w:r>
-      <w:r>
-        <w:rPr>
-          <w:rFonts w:eastAsia="標楷體" w:hint="eastAsia"/>
-          <w:color w:val="000000"/>
-          <w:sz w:val="32"/>
-          <w:szCs w:val="32"/>
-        </w:rPr>
-        <w:t>年級女生組</w:t>
-      </w:r>
-      <w:r>
-        <w:rPr>
-          <w:rFonts w:eastAsia="標楷體" w:hint="eastAsia"/>
-          <w:color w:val="000000"/>
-          <w:sz w:val="32"/>
-          <w:szCs w:val="32"/>
-        </w:rPr>
-        <w:t>60</w:t>
-      </w:r>
-      <w:r>
-        <w:rPr>
-          <w:rFonts w:eastAsia="標楷體" w:hint="eastAsia"/>
-          <w:color w:val="000000"/>
-          <w:sz w:val="32"/>
-          <w:szCs w:val="32"/>
-        </w:rPr>
-        <w:t>公尺預賽名單</w:t>
-      </w:r>
-      <w:r>
-        <w:rPr>
-          <w:rFonts w:eastAsia="標楷體" w:hint="eastAsia"/>
-          <w:color w:val="000000"/>
-          <w:sz w:val="32"/>
-          <w:szCs w:val="32"/>
-        </w:rPr>
-        <w:t xml:space="preserve">  </w:t>
-      </w:r>
-      <w:r>
-        <w:rPr>
-          <w:rFonts w:eastAsia="標楷體" w:hint="eastAsia"/>
-          <w:color w:val="000000"/>
-          <w:sz w:val="32"/>
-          <w:szCs w:val="32"/>
-        </w:rPr>
-        <w:t>日期</w:t>
-      </w:r>
-      <w:r>
-        <w:rPr>
-          <w:rFonts w:eastAsia="標楷體" w:hint="eastAsia"/>
-          <w:color w:val="000000"/>
-          <w:sz w:val="32"/>
-          <w:szCs w:val="32"/>
-        </w:rPr>
-        <w:t xml:space="preserve"> </w:t>
-      </w:r>
-      <w:r>
-        <w:rPr>
-          <w:rFonts w:eastAsia="標楷體" w:hint="eastAsia"/>
-          <w:color w:val="000000"/>
-          <w:sz w:val="32"/>
-          <w:szCs w:val="32"/>
-        </w:rPr>
-        <w:t>11</w:t>
-      </w:r>
-      <w:r>
-        <w:rPr>
-          <w:rFonts w:eastAsia="標楷體" w:hint="eastAsia"/>
-          <w:color w:val="000000"/>
-          <w:sz w:val="32"/>
-          <w:szCs w:val="32"/>
-        </w:rPr>
-        <w:t>5</w:t>
-      </w:r>
-      <w:r>
-        <w:rPr>
-          <w:rFonts w:eastAsia="標楷體" w:hint="eastAsia"/>
-          <w:color w:val="000000"/>
-          <w:sz w:val="32"/>
-          <w:szCs w:val="32"/>
-        </w:rPr>
-        <w:t>.1</w:t>
-      </w:r>
-      <w:r>
-        <w:rPr>
-          <w:rFonts w:eastAsia="標楷體" w:hint="eastAsia"/>
-          <w:color w:val="000000"/>
-          <w:sz w:val="32"/>
-          <w:szCs w:val="32"/>
-        </w:rPr>
-        <w:t>0</w:t>
-      </w:r>
-      <w:r>
-        <w:rPr>
-          <w:rFonts w:eastAsia="標楷體" w:hint="eastAsia"/>
-          <w:color w:val="000000"/>
-          <w:sz w:val="32"/>
-          <w:szCs w:val="32"/>
-        </w:rPr>
-        <w:t>.</w:t>
-      </w:r>
-      <w:r>
-        <w:rPr>
-          <w:rFonts w:eastAsia="標楷體" w:hint="eastAsia"/>
-          <w:color w:val="000000"/>
-          <w:sz w:val="32"/>
-          <w:szCs w:val="32"/>
-        </w:rPr>
-        <w:t>21</w:t>
+        <w:t>三年級女生組60公尺預賽名單  日期  115.10.21</w:t>
       </w:r>
     </w:p>
     <w:tbl>
@@ -31552,111 +30169,11 @@
       </w:pPr>
       <w:r>
         <w:rPr>
-          <w:rFonts w:eastAsia="標楷體" w:hint="eastAsia"/>
+          <w:rFonts w:ascii="標楷體" w:hAnsi="標楷體"/>
           <w:color w:val="000000"/>
           <w:sz w:val="32"/>
-          <w:szCs w:val="32"/>
         </w:rPr>
-        <w:t>三年級男生組</w:t>
-      </w:r>
-      <w:r>
-        <w:rPr>
-          <w:rFonts w:eastAsia="標楷體" w:hint="eastAsia"/>
-          <w:color w:val="000000"/>
-          <w:sz w:val="32"/>
-          <w:szCs w:val="32"/>
-        </w:rPr>
-        <w:t>60</w:t>
-      </w:r>
-      <w:r>
-        <w:rPr>
-          <w:rFonts w:eastAsia="標楷體" w:hint="eastAsia"/>
-          <w:color w:val="000000"/>
-          <w:sz w:val="32"/>
-          <w:szCs w:val="32"/>
-        </w:rPr>
-        <w:t>公尺預賽名單</w:t>
-      </w:r>
-      <w:r>
-        <w:rPr>
-          <w:rFonts w:eastAsia="標楷體" w:hint="eastAsia"/>
-          <w:color w:val="000000"/>
-          <w:sz w:val="32"/>
-          <w:szCs w:val="32"/>
-        </w:rPr>
-        <w:t xml:space="preserve">  </w:t>
-      </w:r>
-      <w:r>
-        <w:rPr>
-          <w:rFonts w:eastAsia="標楷體" w:hint="eastAsia"/>
-          <w:color w:val="000000"/>
-          <w:sz w:val="32"/>
-          <w:szCs w:val="32"/>
-        </w:rPr>
-        <w:t>日期</w:t>
-      </w:r>
-      <w:r>
-        <w:rPr>
-          <w:rFonts w:eastAsia="標楷體" w:hint="eastAsia"/>
-          <w:color w:val="000000"/>
-          <w:sz w:val="32"/>
-          <w:szCs w:val="32"/>
-        </w:rPr>
-        <w:t xml:space="preserve"> </w:t>
-      </w:r>
-      <w:r>
-        <w:rPr>
-          <w:rFonts w:eastAsia="標楷體" w:hint="eastAsia"/>
-          <w:color w:val="000000"/>
-          <w:sz w:val="32"/>
-          <w:szCs w:val="32"/>
-        </w:rPr>
-        <w:t>11</w:t>
-      </w:r>
-      <w:r>
-        <w:rPr>
-          <w:rFonts w:eastAsia="標楷體" w:hint="eastAsia"/>
-          <w:color w:val="000000"/>
-          <w:sz w:val="32"/>
-          <w:szCs w:val="32"/>
-        </w:rPr>
-        <w:t>5</w:t>
-      </w:r>
-      <w:r>
-        <w:rPr>
-          <w:rFonts w:eastAsia="標楷體" w:hint="eastAsia"/>
-          <w:color w:val="000000"/>
-          <w:sz w:val="32"/>
-          <w:szCs w:val="32"/>
-        </w:rPr>
-        <w:t>.1</w:t>
-      </w:r>
-      <w:r>
-        <w:rPr>
-          <w:rFonts w:eastAsia="標楷體" w:hint="eastAsia"/>
-          <w:color w:val="000000"/>
-          <w:sz w:val="32"/>
-          <w:szCs w:val="32"/>
-        </w:rPr>
-        <w:t>0</w:t>
-      </w:r>
-      <w:r>
-        <w:rPr>
-          <w:rFonts w:eastAsia="標楷體" w:hint="eastAsia"/>
-          <w:color w:val="000000"/>
-          <w:sz w:val="32"/>
-          <w:szCs w:val="32"/>
-        </w:rPr>
-        <w:t>.</w:t>
-      </w:r>
-      <w:r>
-        <w:rPr>
-          <w:rFonts w:eastAsia="標楷體" w:hint="eastAsia"/>
-          <w:color w:val="000000"/>
-          <w:sz w:val="32"/>
-          <w:szCs w:val="32"/>
-        </w:rPr>
-        <w:t>27</w:t>
+        <w:t>三年級男生組60公尺預賽名單  日期  115.10.21</w:t>
       </w:r>
     </w:p>
     <w:tbl>
@@ -33999,120 +32516,11 @@
       </w:pPr>
       <w:r>
         <w:rPr>
-          <w:rFonts w:eastAsia="標楷體" w:hint="eastAsia"/>
+          <w:rFonts w:ascii="標楷體" w:hAnsi="標楷體"/>
           <w:color w:val="000000"/>
           <w:sz w:val="32"/>
-          <w:szCs w:val="32"/>
         </w:rPr>
-        <w:t>三</w:t>
-      </w:r>
-      <w:r>
-        <w:rPr>
-          <w:rFonts w:eastAsia="標楷體" w:hint="eastAsia"/>
-          <w:color w:val="000000"/>
-          <w:sz w:val="32"/>
-          <w:szCs w:val="32"/>
-        </w:rPr>
-        <w:t>年級女生組</w:t>
-      </w:r>
-      <w:r>
-        <w:rPr>
-          <w:rFonts w:eastAsia="標楷體" w:hint="eastAsia"/>
-          <w:color w:val="000000"/>
-          <w:sz w:val="32"/>
-          <w:szCs w:val="32"/>
-        </w:rPr>
-        <w:t>100</w:t>
-      </w:r>
-      <w:r>
-        <w:rPr>
-          <w:rFonts w:eastAsia="標楷體" w:hint="eastAsia"/>
-          <w:color w:val="000000"/>
-          <w:sz w:val="32"/>
-          <w:szCs w:val="32"/>
-        </w:rPr>
-        <w:t>公尺預賽名單</w:t>
-      </w:r>
-      <w:r>
-        <w:rPr>
-          <w:rFonts w:eastAsia="標楷體" w:hint="eastAsia"/>
-          <w:color w:val="000000"/>
-          <w:sz w:val="32"/>
-          <w:szCs w:val="32"/>
-        </w:rPr>
-        <w:t xml:space="preserve">  </w:t>
-      </w:r>
-      <w:r>
-        <w:rPr>
-          <w:rFonts w:eastAsia="標楷體" w:hint="eastAsia"/>
-          <w:color w:val="000000"/>
-          <w:sz w:val="32"/>
-          <w:szCs w:val="32"/>
-        </w:rPr>
-        <w:t>日期</w:t>
-      </w:r>
-      <w:r>
-        <w:rPr>
-          <w:rFonts w:eastAsia="標楷體" w:hint="eastAsia"/>
-          <w:color w:val="000000"/>
-          <w:sz w:val="32"/>
-          <w:szCs w:val="32"/>
-        </w:rPr>
-        <w:t xml:space="preserve"> </w:t>
-      </w:r>
-      <w:r>
-        <w:rPr>
-          <w:rFonts w:eastAsia="標楷體" w:hint="eastAsia"/>
-          <w:color w:val="000000"/>
-          <w:sz w:val="32"/>
-          <w:szCs w:val="32"/>
-        </w:rPr>
-        <w:t>11</w:t>
-      </w:r>
-      <w:r>
-        <w:rPr>
-          <w:rFonts w:eastAsia="標楷體" w:hint="eastAsia"/>
-          <w:color w:val="000000"/>
-          <w:sz w:val="32"/>
-          <w:szCs w:val="32"/>
-        </w:rPr>
-        <w:t>5</w:t>
-      </w:r>
-      <w:r>
-        <w:rPr>
-          <w:rFonts w:eastAsia="標楷體" w:hint="eastAsia"/>
-          <w:color w:val="000000"/>
-          <w:sz w:val="32"/>
-          <w:szCs w:val="32"/>
-        </w:rPr>
-        <w:t>.1</w:t>
-      </w:r>
-      <w:r>
-        <w:rPr>
-          <w:rFonts w:eastAsia="標楷體" w:hint="eastAsia"/>
-          <w:color w:val="000000"/>
-          <w:sz w:val="32"/>
-          <w:szCs w:val="32"/>
-        </w:rPr>
-        <w:t>0</w:t>
-      </w:r>
-      <w:r>
-        <w:rPr>
-          <w:rFonts w:eastAsia="標楷體" w:hint="eastAsia"/>
-          <w:color w:val="000000"/>
-          <w:sz w:val="32"/>
-          <w:szCs w:val="32"/>
-        </w:rPr>
-        <w:t>.</w:t>
-      </w:r>
-      <w:r>
-        <w:rPr>
-          <w:rFonts w:eastAsia="標楷體" w:hint="eastAsia"/>
-          <w:color w:val="000000"/>
-          <w:sz w:val="32"/>
-          <w:szCs w:val="32"/>
-        </w:rPr>
-        <w:t>27</w:t>
+        <w:t>三年級女生組100公尺預賽名單  日期  115.10.27</w:t>
       </w:r>
     </w:p>
     <w:tbl>
@@ -36377,102 +34785,11 @@
       </w:pPr>
       <w:r>
         <w:rPr>
-          <w:rFonts w:eastAsia="標楷體" w:hint="eastAsia"/>
+          <w:rFonts w:ascii="標楷體" w:hAnsi="標楷體"/>
           <w:color w:val="000000"/>
           <w:sz w:val="32"/>
-          <w:szCs w:val="32"/>
         </w:rPr>
-        <w:t>三年級男生組</w:t>
-      </w:r>
-      <w:r>
-        <w:rPr>
-          <w:rFonts w:eastAsia="標楷體" w:hint="eastAsia"/>
-          <w:color w:val="000000"/>
-          <w:sz w:val="32"/>
-          <w:szCs w:val="32"/>
-        </w:rPr>
-        <w:t>100</w:t>
-      </w:r>
-      <w:r>
-        <w:rPr>
-          <w:rFonts w:eastAsia="標楷體" w:hint="eastAsia"/>
-          <w:color w:val="000000"/>
-          <w:sz w:val="32"/>
-          <w:szCs w:val="32"/>
-        </w:rPr>
-        <w:t>公尺預賽名單</w:t>
-      </w:r>
-      <w:r>
-        <w:rPr>
-          <w:rFonts w:eastAsia="標楷體" w:hint="eastAsia"/>
-          <w:color w:val="000000"/>
-          <w:sz w:val="32"/>
-          <w:szCs w:val="32"/>
-        </w:rPr>
-        <w:t xml:space="preserve">  </w:t>
-      </w:r>
-      <w:r>
-        <w:rPr>
-          <w:rFonts w:eastAsia="標楷體" w:hint="eastAsia"/>
-          <w:color w:val="000000"/>
-          <w:sz w:val="32"/>
-          <w:szCs w:val="32"/>
-        </w:rPr>
-        <w:t>日期</w:t>
-      </w:r>
-      <w:r>
-        <w:rPr>
-          <w:rFonts w:eastAsia="標楷體" w:hint="eastAsia"/>
-          <w:color w:val="000000"/>
-          <w:sz w:val="32"/>
-          <w:szCs w:val="32"/>
-        </w:rPr>
-        <w:t>11</w:t>
-      </w:r>
-      <w:r>
-        <w:rPr>
-          <w:rFonts w:eastAsia="標楷體" w:hint="eastAsia"/>
-          <w:color w:val="000000"/>
-          <w:sz w:val="32"/>
-          <w:szCs w:val="32"/>
-        </w:rPr>
-        <w:t>5</w:t>
-      </w:r>
-      <w:r>
-        <w:rPr>
-          <w:rFonts w:eastAsia="標楷體" w:hint="eastAsia"/>
-          <w:color w:val="000000"/>
-          <w:sz w:val="32"/>
-          <w:szCs w:val="32"/>
-        </w:rPr>
-        <w:t>.1</w:t>
-      </w:r>
-      <w:r>
-        <w:rPr>
-          <w:rFonts w:eastAsia="標楷體" w:hint="eastAsia"/>
-          <w:color w:val="000000"/>
-          <w:sz w:val="32"/>
-          <w:szCs w:val="32"/>
-        </w:rPr>
-        <w:t>0</w:t>
-      </w:r>
-      <w:r>
-        <w:rPr>
-          <w:rFonts w:eastAsia="標楷體" w:hint="eastAsia"/>
-          <w:color w:val="000000"/>
-          <w:sz w:val="32"/>
-          <w:szCs w:val="32"/>
-        </w:rPr>
-        <w:t>.</w:t>
-      </w:r>
-      <w:r>
-        <w:rPr>
-          <w:rFonts w:eastAsia="標楷體" w:hint="eastAsia"/>
-          <w:color w:val="000000"/>
-          <w:sz w:val="32"/>
-          <w:szCs w:val="32"/>
-        </w:rPr>
-        <w:t>27</w:t>
+        <w:t>三年級男生組100公尺預賽名單  日期  115.10.27</w:t>
       </w:r>
     </w:p>
     <w:tbl>
